--- a/frontend/public/downloads/PMC-v2-Asked-vs-Delivered.docx
+++ b/frontend/public/downloads/PMC-v2-Asked-vs-Delivered.docx
@@ -15,7 +15,7 @@
     </w:p>
     <w:p>
       <w:r>
-        <w:t>Generated 2026-08-11T15:00:44.314152+00:00 · Stakeholder brief</w:t>
+        <w:t>Generated 2026-08-12T02:16:10.957219+00:00 · Stakeholder brief</w:t>
       </w:r>
     </w:p>
     <w:p>
